--- a/sample_protocols/Autorizované protokoly pro MUŽE/lsz_placeholdery_v2.docx
+++ b/sample_protocols/Autorizované protokoly pro MUŽE/lsz_placeholdery_v2.docx
@@ -311,9 +311,8 @@
           <w:szCs w:val="28"/>
           <w:lang w:eastAsia="cs-CZ"/>
         </w:rPr>
-        <w:t>{{section2_</w:t>
-      </w:r>
-      <w:proofErr w:type="gramStart"/>
+        <w:t>{{</w:t>
+      </w:r>
       <w:r>
         <w:rPr>
           <w:rFonts w:asciiTheme="majorHAnsi" w:eastAsia="Times New Roman" w:hAnsiTheme="majorHAnsi" w:cs="Arial"/>
@@ -323,9 +322,9 @@
           <w:szCs w:val="28"/>
           <w:lang w:eastAsia="cs-CZ"/>
         </w:rPr>
-        <w:t>firma.evidence</w:t>
-      </w:r>
-      <w:proofErr w:type="gramEnd"/>
+        <w:t>section2_</w:t>
+      </w:r>
+      <w:proofErr w:type="gramStart"/>
       <w:r>
         <w:rPr>
           <w:rFonts w:asciiTheme="majorHAnsi" w:eastAsia="Times New Roman" w:hAnsiTheme="majorHAnsi" w:cs="Arial"/>
@@ -335,9 +334,9 @@
           <w:szCs w:val="28"/>
           <w:lang w:eastAsia="cs-CZ"/>
         </w:rPr>
-        <w:t>_number</w:t>
-      </w:r>
-      <w:proofErr w:type="gramStart"/>
+        <w:t>firma.evidence</w:t>
+      </w:r>
+      <w:proofErr w:type="gramEnd"/>
       <w:r>
         <w:rPr>
           <w:rFonts w:asciiTheme="majorHAnsi" w:eastAsia="Times New Roman" w:hAnsiTheme="majorHAnsi" w:cs="Arial"/>
@@ -347,8 +346,9 @@
           <w:szCs w:val="28"/>
           <w:lang w:eastAsia="cs-CZ"/>
         </w:rPr>
-        <w:t>}}</w:t>
-      </w:r>
+        <w:t>_number_lsz</w:t>
+      </w:r>
+      <w:proofErr w:type="gramStart"/>
       <w:r>
         <w:rPr>
           <w:rFonts w:asciiTheme="majorHAnsi" w:eastAsia="Times New Roman" w:hAnsiTheme="majorHAnsi" w:cs="Arial"/>
@@ -358,9 +358,8 @@
           <w:szCs w:val="28"/>
           <w:lang w:eastAsia="cs-CZ"/>
         </w:rPr>
-        <w:t>/</w:t>
-      </w:r>
-      <w:proofErr w:type="gramEnd"/>
+        <w:t>}}</w:t>
+      </w:r>
       <w:r>
         <w:rPr>
           <w:rFonts w:asciiTheme="majorHAnsi" w:eastAsia="Times New Roman" w:hAnsiTheme="majorHAnsi" w:cs="Arial"/>
@@ -370,8 +369,9 @@
           <w:szCs w:val="28"/>
           <w:lang w:eastAsia="cs-CZ"/>
         </w:rPr>
-        <w:t>202</w:t>
-      </w:r>
+        <w:t>/</w:t>
+      </w:r>
+      <w:proofErr w:type="gramEnd"/>
       <w:r>
         <w:rPr>
           <w:rFonts w:asciiTheme="majorHAnsi" w:eastAsia="Times New Roman" w:hAnsiTheme="majorHAnsi" w:cs="Arial"/>
@@ -381,11 +381,9 @@
           <w:szCs w:val="28"/>
           <w:lang w:eastAsia="cs-CZ"/>
         </w:rPr>
-        <w:t>5</w:t>
-      </w:r>
-    </w:p>
-    <w:p>
-      <w:pPr>
+        <w:t>202</w:t>
+      </w:r>
+      <w:r>
         <w:rPr>
           <w:rFonts w:asciiTheme="majorHAnsi" w:eastAsia="Times New Roman" w:hAnsiTheme="majorHAnsi" w:cs="Arial"/>
           <w:b/>
@@ -394,6 +392,19 @@
           <w:szCs w:val="28"/>
           <w:lang w:eastAsia="cs-CZ"/>
         </w:rPr>
+        <w:t>5</w:t>
+      </w:r>
+    </w:p>
+    <w:p>
+      <w:pPr>
+        <w:rPr>
+          <w:rFonts w:asciiTheme="majorHAnsi" w:eastAsia="Times New Roman" w:hAnsiTheme="majorHAnsi" w:cs="Arial"/>
+          <w:b/>
+          <w:bCs/>
+          <w:sz w:val="28"/>
+          <w:szCs w:val="28"/>
+          <w:lang w:eastAsia="cs-CZ"/>
+        </w:rPr>
       </w:pPr>
     </w:p>
     <w:p>
@@ -1278,25 +1289,33 @@
           <w:szCs w:val="20"/>
           <w:lang w:eastAsia="cs-CZ"/>
         </w:rPr>
-        <w:t>LSZ {{section2_</w:t>
-      </w:r>
-      <w:proofErr w:type="gramStart"/>
+        <w:t>LSZ {{</w:t>
+      </w:r>
       <w:r>
         <w:rPr>
           <w:sz w:val="20"/>
           <w:szCs w:val="20"/>
           <w:lang w:eastAsia="cs-CZ"/>
         </w:rPr>
-        <w:t>firma.evidence</w:t>
-      </w:r>
-      <w:proofErr w:type="gramEnd"/>
+        <w:t>section2_</w:t>
+      </w:r>
+      <w:proofErr w:type="gramStart"/>
       <w:r>
         <w:rPr>
           <w:sz w:val="20"/>
           <w:szCs w:val="20"/>
           <w:lang w:eastAsia="cs-CZ"/>
         </w:rPr>
-        <w:t>_number</w:t>
+        <w:t>firma.evidence</w:t>
+      </w:r>
+      <w:proofErr w:type="gramEnd"/>
+      <w:r>
+        <w:rPr>
+          <w:sz w:val="20"/>
+          <w:szCs w:val="20"/>
+          <w:lang w:eastAsia="cs-CZ"/>
+        </w:rPr>
+        <w:t>_number_lsz</w:t>
       </w:r>
       <w:proofErr w:type="gramStart"/>
       <w:r>
@@ -13696,6 +13715,17 @@
               </w:rPr>
               <w:t>-</w:t>
             </w:r>
+            <w:r>
+              <w:rPr>
+                <w:rFonts w:ascii="Calibri" w:eastAsia="Times New Roman" w:hAnsi="Calibri" w:cs="Calibri"/>
+                <w:b/>
+                <w:bCs/>
+                <w:color w:val="000000"/>
+                <w:szCs w:val="20"/>
+                <w:lang w:eastAsia="cs-CZ"/>
+              </w:rPr>
+              <w:t>-</w:t>
+            </w:r>
           </w:p>
         </w:tc>
         <w:tc>
@@ -13722,6 +13752,17 @@
                 <w:lang w:eastAsia="cs-CZ"/>
               </w:rPr>
             </w:pPr>
+            <w:r>
+              <w:rPr>
+                <w:rFonts w:ascii="Calibri" w:eastAsia="Times New Roman" w:hAnsi="Calibri" w:cs="Calibri"/>
+                <w:b/>
+                <w:bCs/>
+                <w:color w:val="000000"/>
+                <w:szCs w:val="20"/>
+                <w:lang w:eastAsia="cs-CZ"/>
+              </w:rPr>
+              <w:t>-</w:t>
+            </w:r>
             <w:r>
               <w:rPr>
                 <w:rFonts w:ascii="Calibri" w:eastAsia="Times New Roman" w:hAnsi="Calibri" w:cs="Calibri"/>
@@ -36724,6 +36765,8 @@
       </w:r>
       <w:r>
         <w:rPr>
+          <w:b/>
+          <w:bCs/>
           <w:lang w:eastAsia="cs-CZ"/>
         </w:rPr>
         <w:t>{{section_generated_</w:t>
@@ -36731,6 +36774,8 @@
       <w:proofErr w:type="gramStart"/>
       <w:r>
         <w:rPr>
+          <w:b/>
+          <w:bCs/>
           <w:lang w:eastAsia="cs-CZ"/>
         </w:rPr>
         <w:t>texts.druhy</w:t>
@@ -36738,12 +36783,16 @@
       <w:proofErr w:type="gramEnd"/>
       <w:r>
         <w:rPr>
+          <w:b/>
+          <w:bCs/>
           <w:lang w:eastAsia="cs-CZ"/>
         </w:rPr>
         <w:t>_text_podminka_limit1</w:t>
       </w:r>
       <w:r>
         <w:rPr>
+          <w:b/>
+          <w:bCs/>
           <w:lang w:eastAsia="cs-CZ"/>
         </w:rPr>
         <w:t>|czech}}</w:t>
@@ -36943,6 +36992,8 @@
       </w:r>
       <w:r>
         <w:rPr>
+          <w:b/>
+          <w:bCs/>
           <w:lang w:eastAsia="cs-CZ"/>
         </w:rPr>
         <w:t>{{section_generated_</w:t>
@@ -36950,6 +37001,8 @@
       <w:proofErr w:type="gramStart"/>
       <w:r>
         <w:rPr>
+          <w:b/>
+          <w:bCs/>
           <w:lang w:eastAsia="cs-CZ"/>
         </w:rPr>
         <w:t>texts.treti</w:t>
@@ -36957,12 +37010,16 @@
       <w:proofErr w:type="gramEnd"/>
       <w:r>
         <w:rPr>
+          <w:b/>
+          <w:bCs/>
           <w:lang w:eastAsia="cs-CZ"/>
         </w:rPr>
         <w:t>_text_podminka_limit1</w:t>
       </w:r>
       <w:r>
         <w:rPr>
+          <w:b/>
+          <w:bCs/>
           <w:lang w:eastAsia="cs-CZ"/>
         </w:rPr>
         <w:t>|czech}}</w:t>
@@ -37040,6 +37097,8 @@
       </w:r>
       <w:r>
         <w:rPr>
+          <w:b/>
+          <w:bCs/>
           <w:lang w:eastAsia="cs-CZ"/>
         </w:rPr>
         <w:t>{{</w:t>
@@ -37047,6 +37106,8 @@
       <w:proofErr w:type="spellStart"/>
       <w:r>
         <w:rPr>
+          <w:b/>
+          <w:bCs/>
           <w:lang w:eastAsia="cs-CZ"/>
         </w:rPr>
         <w:t>section_generated_</w:t>
@@ -37054,6 +37115,8 @@
       <w:proofErr w:type="gramStart"/>
       <w:r>
         <w:rPr>
+          <w:b/>
+          <w:bCs/>
           <w:lang w:eastAsia="cs-CZ"/>
         </w:rPr>
         <w:t>texts.ctvrty</w:t>
@@ -37061,12 +37124,16 @@
       <w:proofErr w:type="gramEnd"/>
       <w:r>
         <w:rPr>
+          <w:b/>
+          <w:bCs/>
           <w:lang w:eastAsia="cs-CZ"/>
         </w:rPr>
         <w:t>_text_podminka</w:t>
       </w:r>
       <w:r>
         <w:rPr>
+          <w:b/>
+          <w:bCs/>
           <w:lang w:eastAsia="cs-CZ"/>
         </w:rPr>
         <w:t>|czech</w:t>
@@ -37074,6 +37141,8 @@
       <w:proofErr w:type="spellEnd"/>
       <w:r>
         <w:rPr>
+          <w:b/>
+          <w:bCs/>
           <w:lang w:eastAsia="cs-CZ"/>
         </w:rPr>
         <w:t>}}</w:t>
@@ -40586,23 +40655,30 @@
           <w:sz w:val="24"/>
           <w:szCs w:val="24"/>
         </w:rPr>
-        <w:t>LSZ {{section2_</w:t>
-      </w:r>
-      <w:proofErr w:type="gramStart"/>
+        <w:t>LSZ {{</w:t>
+      </w:r>
       <w:r>
         <w:rPr>
           <w:sz w:val="24"/>
           <w:szCs w:val="24"/>
         </w:rPr>
-        <w:t>firma.evidence</w:t>
-      </w:r>
-      <w:proofErr w:type="gramEnd"/>
+        <w:t>section2_</w:t>
+      </w:r>
+      <w:proofErr w:type="gramStart"/>
       <w:r>
         <w:rPr>
           <w:sz w:val="24"/>
           <w:szCs w:val="24"/>
         </w:rPr>
-        <w:t>_number</w:t>
+        <w:t>firma.evidence</w:t>
+      </w:r>
+      <w:proofErr w:type="gramEnd"/>
+      <w:r>
+        <w:rPr>
+          <w:sz w:val="24"/>
+          <w:szCs w:val="24"/>
+        </w:rPr>
+        <w:t>_number_lsz</w:t>
       </w:r>
       <w:r>
         <w:rPr>
@@ -41902,23 +41978,30 @@
           <w:sz w:val="24"/>
           <w:szCs w:val="24"/>
         </w:rPr>
-        <w:t>LSZ {{section2_</w:t>
-      </w:r>
-      <w:proofErr w:type="gramStart"/>
+        <w:t>LSZ {{</w:t>
+      </w:r>
       <w:r>
         <w:rPr>
           <w:sz w:val="24"/>
           <w:szCs w:val="24"/>
         </w:rPr>
-        <w:t>firma.evidence</w:t>
-      </w:r>
-      <w:proofErr w:type="gramEnd"/>
+        <w:t>section2_</w:t>
+      </w:r>
+      <w:proofErr w:type="gramStart"/>
       <w:r>
         <w:rPr>
           <w:sz w:val="24"/>
           <w:szCs w:val="24"/>
         </w:rPr>
-        <w:t>_number</w:t>
+        <w:t>firma.evidence</w:t>
+      </w:r>
+      <w:proofErr w:type="gramEnd"/>
+      <w:r>
+        <w:rPr>
+          <w:sz w:val="24"/>
+          <w:szCs w:val="24"/>
+        </w:rPr>
+        <w:t>_number_lsz</w:t>
       </w:r>
       <w:r>
         <w:rPr>
@@ -43285,7 +43368,18 @@
               <w:szCs w:val="18"/>
               <w:lang w:eastAsia="cs-CZ"/>
             </w:rPr>
-            <w:t>LSZ {{section2_</w:t>
+            <w:t>LSZ {{</w:t>
+          </w:r>
+          <w:r>
+            <w:rPr>
+              <w:rFonts w:ascii="Calibri" w:eastAsia="Times New Roman" w:hAnsi="Calibri" w:cs="Calibri"/>
+              <w:b/>
+              <w:bCs/>
+              <w:sz w:val="18"/>
+              <w:szCs w:val="18"/>
+              <w:lang w:eastAsia="cs-CZ"/>
+            </w:rPr>
+            <w:t>section2_</w:t>
           </w:r>
           <w:proofErr w:type="gramStart"/>
           <w:r>
@@ -43309,7 +43403,7 @@
               <w:szCs w:val="18"/>
               <w:lang w:eastAsia="cs-CZ"/>
             </w:rPr>
-            <w:t>_number</w:t>
+            <w:t>_number_lsz</w:t>
           </w:r>
           <w:proofErr w:type="gramStart"/>
           <w:r>
@@ -43625,7 +43719,18 @@
               <w:szCs w:val="18"/>
               <w:lang w:eastAsia="cs-CZ"/>
             </w:rPr>
-            <w:t>LSZ {{section2_</w:t>
+            <w:t>LSZ {{</w:t>
+          </w:r>
+          <w:r>
+            <w:rPr>
+              <w:rFonts w:ascii="Calibri" w:eastAsia="Times New Roman" w:hAnsi="Calibri" w:cs="Calibri"/>
+              <w:b/>
+              <w:bCs/>
+              <w:sz w:val="18"/>
+              <w:szCs w:val="18"/>
+              <w:lang w:eastAsia="cs-CZ"/>
+            </w:rPr>
+            <w:t>section2_</w:t>
           </w:r>
           <w:proofErr w:type="gramStart"/>
           <w:r>
@@ -43649,7 +43754,7 @@
               <w:szCs w:val="18"/>
               <w:lang w:eastAsia="cs-CZ"/>
             </w:rPr>
-            <w:t>_number</w:t>
+            <w:t>_number_lsz</w:t>
           </w:r>
           <w:proofErr w:type="gramStart"/>
           <w:r>
@@ -44142,7 +44247,7 @@
         </mc:Choice>
         <mc:Fallback>
           <w:pict>
-            <v:line w14:anchorId="18F2592B" id="Přímá spojnice 3" o:spid="_x0000_s1026" style="position:absolute;z-index:251659264;visibility:visible;mso-wrap-style:square;mso-width-percent:0;mso-height-percent:0;mso-wrap-distance-left:9pt;mso-wrap-distance-top:0;mso-wrap-distance-right:9pt;mso-wrap-distance-bottom:0;mso-position-horizontal:absolute;mso-position-horizontal-relative:text;mso-position-vertical:absolute;mso-position-vertical-relative:text;mso-width-percent:0;mso-height-percent:0;mso-width-relative:margin;mso-height-relative:margin" from="-15.75pt,20pt" to="482.6pt,20pt" o:gfxdata="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" strokecolor="black [3040]"/>
+            <v:line w14:anchorId="7E95BA1F" id="Přímá spojnice 3" o:spid="_x0000_s1026" style="position:absolute;z-index:251659264;visibility:visible;mso-wrap-style:square;mso-width-percent:0;mso-height-percent:0;mso-wrap-distance-left:9pt;mso-wrap-distance-top:0;mso-wrap-distance-right:9pt;mso-wrap-distance-bottom:0;mso-position-horizontal:absolute;mso-position-horizontal-relative:text;mso-position-vertical:absolute;mso-position-vertical-relative:text;mso-width-percent:0;mso-height-percent:0;mso-width-relative:margin;mso-height-relative:margin" from="-15.75pt,20pt" to="482.6pt,20pt" o:gfxdata="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" strokecolor="black [3040]"/>
           </w:pict>
         </mc:Fallback>
       </mc:AlternateContent>
